--- a/template.docx
+++ b/template.docx
@@ -89,7 +89,7 @@
           <w:szCs w:val="24"/>
           <w:lang w:val="sv-SE"/>
         </w:rPr>
-        <w:t>N I M</w:t>
+        <w:t>NIM</w:t>
       </w:r>
       <w:r>
         <w:rPr>
